--- a/week 5/OUTPUT of React.js.docx
+++ b/week 5/OUTPUT of React.js.docx
@@ -303,16 +303,7 @@
           <w:sz w:val="48"/>
           <w:szCs w:val="48"/>
         </w:rPr>
-        <w:t>3</w:t>
-      </w:r>
-      <w:r>
-        <w:rPr>
-          <w:b/>
-          <w:bCs/>
-          <w:sz w:val="48"/>
-          <w:szCs w:val="48"/>
-        </w:rPr>
-        <w:t>.</w:t>
+        <w:t>3.</w:t>
       </w:r>
       <w:r>
         <w:rPr>
@@ -417,16 +408,7 @@
           <w:szCs w:val="48"/>
         </w:rPr>
         <w:lastRenderedPageBreak/>
-        <w:t>4</w:t>
-      </w:r>
-      <w:r>
-        <w:rPr>
-          <w:b/>
-          <w:bCs/>
-          <w:sz w:val="48"/>
-          <w:szCs w:val="48"/>
-        </w:rPr>
-        <w:t>.</w:t>
+        <w:t>4.</w:t>
       </w:r>
       <w:r>
         <w:rPr>
@@ -450,7 +432,7 @@
           <w:noProof/>
         </w:rPr>
         <w:drawing>
-          <wp:inline distT="0" distB="0" distL="0" distR="0" wp14:anchorId="639BE831" wp14:editId="1343A0EB">
+          <wp:inline distT="0" distB="0" distL="0" distR="0" wp14:anchorId="639BE831" wp14:editId="64DD4C7A">
             <wp:extent cx="5731510" cy="3096895"/>
             <wp:effectExtent l="0" t="0" r="2540" b="8255"/>
             <wp:docPr id="1207858310" name="Picture 3"/>
@@ -503,7 +485,7 @@
           <w:noProof/>
         </w:rPr>
         <w:drawing>
-          <wp:inline distT="0" distB="0" distL="0" distR="0" wp14:anchorId="6F27962F" wp14:editId="0DABCF7D">
+          <wp:inline distT="0" distB="0" distL="0" distR="0" wp14:anchorId="6F27962F" wp14:editId="32CC5B74">
             <wp:extent cx="5731510" cy="3085465"/>
             <wp:effectExtent l="0" t="0" r="2540" b="635"/>
             <wp:docPr id="142909553" name="Picture 2"/>
@@ -593,16 +575,7 @@
           <w:szCs w:val="48"/>
         </w:rPr>
         <w:lastRenderedPageBreak/>
-        <w:t>5</w:t>
-      </w:r>
-      <w:r>
-        <w:rPr>
-          <w:b/>
-          <w:bCs/>
-          <w:sz w:val="48"/>
-          <w:szCs w:val="48"/>
-        </w:rPr>
-        <w:t>.</w:t>
+        <w:t>5.</w:t>
       </w:r>
       <w:r>
         <w:rPr>
@@ -638,7 +611,7 @@
           <w:szCs w:val="48"/>
         </w:rPr>
         <w:drawing>
-          <wp:inline distT="0" distB="0" distL="0" distR="0" wp14:anchorId="77D8327C" wp14:editId="320A93ED">
+          <wp:inline distT="0" distB="0" distL="0" distR="0" wp14:anchorId="77D8327C" wp14:editId="174AFCAE">
             <wp:extent cx="5731510" cy="2917825"/>
             <wp:effectExtent l="0" t="0" r="2540" b="0"/>
             <wp:docPr id="1126790322" name="Picture 4"/>
@@ -774,16 +747,7 @@
           <w:szCs w:val="48"/>
         </w:rPr>
         <w:lastRenderedPageBreak/>
-        <w:t>6</w:t>
-      </w:r>
-      <w:r>
-        <w:rPr>
-          <w:b/>
-          <w:bCs/>
-          <w:sz w:val="48"/>
-          <w:szCs w:val="48"/>
-        </w:rPr>
-        <w:t>.</w:t>
+        <w:t>6.</w:t>
       </w:r>
       <w:r>
         <w:rPr>
@@ -1094,16 +1058,7 @@
           <w:sz w:val="48"/>
           <w:szCs w:val="48"/>
         </w:rPr>
-        <w:t>7</w:t>
-      </w:r>
-      <w:r>
-        <w:rPr>
-          <w:b/>
-          <w:bCs/>
-          <w:sz w:val="48"/>
-          <w:szCs w:val="48"/>
-        </w:rPr>
-        <w:t>.</w:t>
+        <w:t>7.</w:t>
       </w:r>
       <w:r>
         <w:rPr>
@@ -1221,16 +1176,7 @@
           <w:szCs w:val="48"/>
         </w:rPr>
         <w:lastRenderedPageBreak/>
-        <w:t>8</w:t>
-      </w:r>
-      <w:r>
-        <w:rPr>
-          <w:b/>
-          <w:bCs/>
-          <w:sz w:val="48"/>
-          <w:szCs w:val="48"/>
-        </w:rPr>
-        <w:t>.</w:t>
+        <w:t>8.</w:t>
       </w:r>
       <w:r>
         <w:rPr>
@@ -1322,16 +1268,7 @@
           <w:sz w:val="48"/>
           <w:szCs w:val="48"/>
         </w:rPr>
-        <w:t>9</w:t>
-      </w:r>
-      <w:r>
-        <w:rPr>
-          <w:b/>
-          <w:bCs/>
-          <w:sz w:val="48"/>
-          <w:szCs w:val="48"/>
-        </w:rPr>
-        <w:t>.</w:t>
+        <w:t>9.</w:t>
       </w:r>
       <w:r>
         <w:rPr>
@@ -1562,8 +1499,7 @@
     <w:p>
       <w:pPr>
         <w:rPr>
-          <w:sz w:val="28"/>
-          <w:szCs w:val="28"/>
+          <w:noProof/>
         </w:rPr>
       </w:pPr>
       <w:r>
@@ -1619,6 +1555,730 @@
             </a:graphic>
           </wp:inline>
         </w:drawing>
+      </w:r>
+    </w:p>
+    <w:p>
+      <w:pPr>
+        <w:spacing w:line="240" w:lineRule="auto"/>
+        <w:ind w:left="0"/>
+        <w:rPr>
+          <w:noProof/>
+        </w:rPr>
+      </w:pPr>
+    </w:p>
+    <w:p>
+      <w:pPr>
+        <w:spacing w:line="240" w:lineRule="auto"/>
+        <w:ind w:left="0"/>
+        <w:rPr>
+          <w:b/>
+          <w:bCs/>
+          <w:sz w:val="48"/>
+          <w:szCs w:val="48"/>
+        </w:rPr>
+      </w:pPr>
+      <w:r>
+        <w:rPr>
+          <w:b/>
+          <w:bCs/>
+          <w:sz w:val="48"/>
+          <w:szCs w:val="48"/>
+        </w:rPr>
+        <w:t>10</w:t>
+      </w:r>
+      <w:r>
+        <w:rPr>
+          <w:b/>
+          <w:bCs/>
+          <w:sz w:val="48"/>
+          <w:szCs w:val="48"/>
+        </w:rPr>
+        <w:t>.</w:t>
+      </w:r>
+      <w:r>
+        <w:rPr>
+          <w:b/>
+          <w:bCs/>
+          <w:sz w:val="48"/>
+          <w:szCs w:val="48"/>
+        </w:rPr>
+        <w:t>ReactJS-HOL</w:t>
+      </w:r>
+    </w:p>
+    <w:p>
+      <w:pPr>
+        <w:tabs>
+          <w:tab w:val="left" w:pos="960"/>
+        </w:tabs>
+        <w:rPr>
+          <w:sz w:val="28"/>
+          <w:szCs w:val="28"/>
+        </w:rPr>
+      </w:pPr>
+      <w:r>
+        <w:rPr>
+          <w:noProof/>
+          <w:sz w:val="28"/>
+          <w:szCs w:val="28"/>
+        </w:rPr>
+        <w:drawing>
+          <wp:inline distT="0" distB="0" distL="0" distR="0" wp14:anchorId="6DE201AA" wp14:editId="16A6C7C8">
+            <wp:extent cx="5731510" cy="2894330"/>
+            <wp:effectExtent l="0" t="0" r="2540" b="1270"/>
+            <wp:docPr id="882193007" name="Picture 1"/>
+            <wp:cNvGraphicFramePr>
+              <a:graphicFrameLocks xmlns:a="http://schemas.openxmlformats.org/drawingml/2006/main" noChangeAspect="1"/>
+            </wp:cNvGraphicFramePr>
+            <a:graphic xmlns:a="http://schemas.openxmlformats.org/drawingml/2006/main">
+              <a:graphicData uri="http://schemas.openxmlformats.org/drawingml/2006/picture">
+                <pic:pic xmlns:pic="http://schemas.openxmlformats.org/drawingml/2006/picture">
+                  <pic:nvPicPr>
+                    <pic:cNvPr id="0" name="Picture 1"/>
+                    <pic:cNvPicPr>
+                      <a:picLocks noChangeAspect="1" noChangeArrowheads="1"/>
+                    </pic:cNvPicPr>
+                  </pic:nvPicPr>
+                  <pic:blipFill>
+                    <a:blip r:embed="rId23" cstate="print">
+                      <a:extLst>
+                        <a:ext uri="{28A0092B-C50C-407E-A947-70E740481C1C}">
+                          <a14:useLocalDpi xmlns:a14="http://schemas.microsoft.com/office/drawing/2010/main" val="0"/>
+                        </a:ext>
+                      </a:extLst>
+                    </a:blip>
+                    <a:srcRect/>
+                    <a:stretch>
+                      <a:fillRect/>
+                    </a:stretch>
+                  </pic:blipFill>
+                  <pic:spPr bwMode="auto">
+                    <a:xfrm>
+                      <a:off x="0" y="0"/>
+                      <a:ext cx="5731510" cy="2894330"/>
+                    </a:xfrm>
+                    <a:prstGeom prst="rect">
+                      <a:avLst/>
+                    </a:prstGeom>
+                    <a:noFill/>
+                    <a:ln>
+                      <a:noFill/>
+                    </a:ln>
+                  </pic:spPr>
+                </pic:pic>
+              </a:graphicData>
+            </a:graphic>
+          </wp:inline>
+        </w:drawing>
+      </w:r>
+    </w:p>
+    <w:p>
+      <w:pPr>
+        <w:rPr>
+          <w:sz w:val="28"/>
+          <w:szCs w:val="28"/>
+        </w:rPr>
+      </w:pPr>
+    </w:p>
+    <w:p>
+      <w:pPr>
+        <w:rPr>
+          <w:sz w:val="28"/>
+          <w:szCs w:val="28"/>
+        </w:rPr>
+      </w:pPr>
+    </w:p>
+    <w:p>
+      <w:pPr>
+        <w:rPr>
+          <w:sz w:val="28"/>
+          <w:szCs w:val="28"/>
+        </w:rPr>
+      </w:pPr>
+    </w:p>
+    <w:p>
+      <w:pPr>
+        <w:rPr>
+          <w:sz w:val="28"/>
+          <w:szCs w:val="28"/>
+        </w:rPr>
+      </w:pPr>
+    </w:p>
+    <w:p>
+      <w:pPr>
+        <w:spacing w:line="240" w:lineRule="auto"/>
+        <w:ind w:left="0"/>
+        <w:rPr>
+          <w:b/>
+          <w:bCs/>
+          <w:sz w:val="48"/>
+          <w:szCs w:val="48"/>
+        </w:rPr>
+      </w:pPr>
+      <w:r>
+        <w:rPr>
+          <w:b/>
+          <w:bCs/>
+          <w:sz w:val="48"/>
+          <w:szCs w:val="48"/>
+        </w:rPr>
+        <w:lastRenderedPageBreak/>
+        <w:t>1</w:t>
+      </w:r>
+      <w:r>
+        <w:rPr>
+          <w:b/>
+          <w:bCs/>
+          <w:sz w:val="48"/>
+          <w:szCs w:val="48"/>
+        </w:rPr>
+        <w:t>1</w:t>
+      </w:r>
+      <w:r>
+        <w:rPr>
+          <w:b/>
+          <w:bCs/>
+          <w:sz w:val="48"/>
+          <w:szCs w:val="48"/>
+        </w:rPr>
+        <w:t>.</w:t>
+      </w:r>
+      <w:r>
+        <w:rPr>
+          <w:b/>
+          <w:bCs/>
+          <w:sz w:val="48"/>
+          <w:szCs w:val="48"/>
+        </w:rPr>
+        <w:t>ReactJS-HOL</w:t>
+      </w:r>
+    </w:p>
+    <w:p>
+      <w:pPr>
+        <w:rPr>
+          <w:noProof/>
+        </w:rPr>
+      </w:pPr>
+      <w:r>
+        <w:rPr>
+          <w:noProof/>
+        </w:rPr>
+        <w:drawing>
+          <wp:inline distT="0" distB="0" distL="0" distR="0" wp14:anchorId="537CA97A" wp14:editId="5718DB47">
+            <wp:extent cx="5731510" cy="2903220"/>
+            <wp:effectExtent l="0" t="0" r="2540" b="0"/>
+            <wp:docPr id="17499397" name="Picture 4"/>
+            <wp:cNvGraphicFramePr>
+              <a:graphicFrameLocks xmlns:a="http://schemas.openxmlformats.org/drawingml/2006/main" noChangeAspect="1"/>
+            </wp:cNvGraphicFramePr>
+            <a:graphic xmlns:a="http://schemas.openxmlformats.org/drawingml/2006/main">
+              <a:graphicData uri="http://schemas.openxmlformats.org/drawingml/2006/picture">
+                <pic:pic xmlns:pic="http://schemas.openxmlformats.org/drawingml/2006/picture">
+                  <pic:nvPicPr>
+                    <pic:cNvPr id="0" name="Picture 4"/>
+                    <pic:cNvPicPr>
+                      <a:picLocks noChangeAspect="1" noChangeArrowheads="1"/>
+                    </pic:cNvPicPr>
+                  </pic:nvPicPr>
+                  <pic:blipFill>
+                    <a:blip r:embed="rId24" cstate="print">
+                      <a:extLst>
+                        <a:ext uri="{28A0092B-C50C-407E-A947-70E740481C1C}">
+                          <a14:useLocalDpi xmlns:a14="http://schemas.microsoft.com/office/drawing/2010/main" val="0"/>
+                        </a:ext>
+                      </a:extLst>
+                    </a:blip>
+                    <a:srcRect/>
+                    <a:stretch>
+                      <a:fillRect/>
+                    </a:stretch>
+                  </pic:blipFill>
+                  <pic:spPr bwMode="auto">
+                    <a:xfrm>
+                      <a:off x="0" y="0"/>
+                      <a:ext cx="5731510" cy="2903220"/>
+                    </a:xfrm>
+                    <a:prstGeom prst="rect">
+                      <a:avLst/>
+                    </a:prstGeom>
+                    <a:noFill/>
+                    <a:ln>
+                      <a:noFill/>
+                    </a:ln>
+                  </pic:spPr>
+                </pic:pic>
+              </a:graphicData>
+            </a:graphic>
+          </wp:inline>
+        </w:drawing>
+      </w:r>
+    </w:p>
+    <w:p>
+      <w:pPr>
+        <w:tabs>
+          <w:tab w:val="left" w:pos="1452"/>
+        </w:tabs>
+        <w:rPr>
+          <w:sz w:val="48"/>
+          <w:szCs w:val="48"/>
+        </w:rPr>
+      </w:pPr>
+      <w:r>
+        <w:rPr>
+          <w:sz w:val="48"/>
+          <w:szCs w:val="48"/>
+        </w:rPr>
+        <w:tab/>
+      </w:r>
+      <w:r>
+        <w:rPr>
+          <w:noProof/>
+        </w:rPr>
+        <w:drawing>
+          <wp:inline distT="0" distB="0" distL="0" distR="0" wp14:anchorId="787F87D5" wp14:editId="3F205991">
+            <wp:extent cx="5731510" cy="2917825"/>
+            <wp:effectExtent l="0" t="0" r="2540" b="0"/>
+            <wp:docPr id="530721989" name="Picture 3"/>
+            <wp:cNvGraphicFramePr>
+              <a:graphicFrameLocks xmlns:a="http://schemas.openxmlformats.org/drawingml/2006/main" noChangeAspect="1"/>
+            </wp:cNvGraphicFramePr>
+            <a:graphic xmlns:a="http://schemas.openxmlformats.org/drawingml/2006/main">
+              <a:graphicData uri="http://schemas.openxmlformats.org/drawingml/2006/picture">
+                <pic:pic xmlns:pic="http://schemas.openxmlformats.org/drawingml/2006/picture">
+                  <pic:nvPicPr>
+                    <pic:cNvPr id="0" name="Picture 3"/>
+                    <pic:cNvPicPr>
+                      <a:picLocks noChangeAspect="1" noChangeArrowheads="1"/>
+                    </pic:cNvPicPr>
+                  </pic:nvPicPr>
+                  <pic:blipFill>
+                    <a:blip r:embed="rId25" cstate="print">
+                      <a:extLst>
+                        <a:ext uri="{28A0092B-C50C-407E-A947-70E740481C1C}">
+                          <a14:useLocalDpi xmlns:a14="http://schemas.microsoft.com/office/drawing/2010/main" val="0"/>
+                        </a:ext>
+                      </a:extLst>
+                    </a:blip>
+                    <a:srcRect/>
+                    <a:stretch>
+                      <a:fillRect/>
+                    </a:stretch>
+                  </pic:blipFill>
+                  <pic:spPr bwMode="auto">
+                    <a:xfrm>
+                      <a:off x="0" y="0"/>
+                      <a:ext cx="5731510" cy="2917825"/>
+                    </a:xfrm>
+                    <a:prstGeom prst="rect">
+                      <a:avLst/>
+                    </a:prstGeom>
+                    <a:noFill/>
+                    <a:ln>
+                      <a:noFill/>
+                    </a:ln>
+                  </pic:spPr>
+                </pic:pic>
+              </a:graphicData>
+            </a:graphic>
+          </wp:inline>
+        </w:drawing>
+      </w:r>
+    </w:p>
+    <w:p>
+      <w:pPr>
+        <w:rPr>
+          <w:sz w:val="28"/>
+          <w:szCs w:val="28"/>
+        </w:rPr>
+      </w:pPr>
+      <w:r>
+        <w:rPr>
+          <w:noProof/>
+        </w:rPr>
+        <w:lastRenderedPageBreak/>
+        <w:drawing>
+          <wp:inline distT="0" distB="0" distL="0" distR="0" wp14:anchorId="695E821C" wp14:editId="4C219365">
+            <wp:extent cx="5731510" cy="2861310"/>
+            <wp:effectExtent l="0" t="0" r="2540" b="0"/>
+            <wp:docPr id="596408296" name="Picture 2"/>
+            <wp:cNvGraphicFramePr>
+              <a:graphicFrameLocks xmlns:a="http://schemas.openxmlformats.org/drawingml/2006/main" noChangeAspect="1"/>
+            </wp:cNvGraphicFramePr>
+            <a:graphic xmlns:a="http://schemas.openxmlformats.org/drawingml/2006/main">
+              <a:graphicData uri="http://schemas.openxmlformats.org/drawingml/2006/picture">
+                <pic:pic xmlns:pic="http://schemas.openxmlformats.org/drawingml/2006/picture">
+                  <pic:nvPicPr>
+                    <pic:cNvPr id="0" name="Picture 2"/>
+                    <pic:cNvPicPr>
+                      <a:picLocks noChangeAspect="1" noChangeArrowheads="1"/>
+                    </pic:cNvPicPr>
+                  </pic:nvPicPr>
+                  <pic:blipFill>
+                    <a:blip r:embed="rId26" cstate="print">
+                      <a:extLst>
+                        <a:ext uri="{28A0092B-C50C-407E-A947-70E740481C1C}">
+                          <a14:useLocalDpi xmlns:a14="http://schemas.microsoft.com/office/drawing/2010/main" val="0"/>
+                        </a:ext>
+                      </a:extLst>
+                    </a:blip>
+                    <a:srcRect/>
+                    <a:stretch>
+                      <a:fillRect/>
+                    </a:stretch>
+                  </pic:blipFill>
+                  <pic:spPr bwMode="auto">
+                    <a:xfrm>
+                      <a:off x="0" y="0"/>
+                      <a:ext cx="5731510" cy="2861310"/>
+                    </a:xfrm>
+                    <a:prstGeom prst="rect">
+                      <a:avLst/>
+                    </a:prstGeom>
+                    <a:noFill/>
+                    <a:ln>
+                      <a:noFill/>
+                    </a:ln>
+                  </pic:spPr>
+                </pic:pic>
+              </a:graphicData>
+            </a:graphic>
+          </wp:inline>
+        </w:drawing>
+      </w:r>
+    </w:p>
+    <w:p>
+      <w:pPr>
+        <w:rPr>
+          <w:sz w:val="28"/>
+          <w:szCs w:val="28"/>
+        </w:rPr>
+      </w:pPr>
+    </w:p>
+    <w:p>
+      <w:pPr>
+        <w:spacing w:line="240" w:lineRule="auto"/>
+        <w:ind w:left="0"/>
+        <w:rPr>
+          <w:b/>
+          <w:bCs/>
+          <w:sz w:val="48"/>
+          <w:szCs w:val="48"/>
+        </w:rPr>
+      </w:pPr>
+      <w:r>
+        <w:rPr>
+          <w:b/>
+          <w:bCs/>
+          <w:sz w:val="48"/>
+          <w:szCs w:val="48"/>
+        </w:rPr>
+        <w:t>1</w:t>
+      </w:r>
+      <w:r>
+        <w:rPr>
+          <w:b/>
+          <w:bCs/>
+          <w:sz w:val="48"/>
+          <w:szCs w:val="48"/>
+        </w:rPr>
+        <w:t>2</w:t>
+      </w:r>
+      <w:r>
+        <w:rPr>
+          <w:b/>
+          <w:bCs/>
+          <w:sz w:val="48"/>
+          <w:szCs w:val="48"/>
+        </w:rPr>
+        <w:t>.</w:t>
+      </w:r>
+      <w:r>
+        <w:rPr>
+          <w:b/>
+          <w:bCs/>
+          <w:sz w:val="48"/>
+          <w:szCs w:val="48"/>
+        </w:rPr>
+        <w:t>ReactJS-HOL</w:t>
+      </w:r>
+    </w:p>
+    <w:p>
+      <w:pPr>
+        <w:ind w:left="0"/>
+        <w:rPr>
+          <w:sz w:val="48"/>
+          <w:szCs w:val="48"/>
+        </w:rPr>
+      </w:pPr>
+      <w:r>
+        <w:rPr>
+          <w:noProof/>
+        </w:rPr>
+        <w:drawing>
+          <wp:inline distT="0" distB="0" distL="0" distR="0" wp14:anchorId="133ECEE6" wp14:editId="59054601">
+            <wp:extent cx="5731510" cy="2936240"/>
+            <wp:effectExtent l="0" t="0" r="2540" b="0"/>
+            <wp:docPr id="1684247289" name="Picture 6"/>
+            <wp:cNvGraphicFramePr>
+              <a:graphicFrameLocks xmlns:a="http://schemas.openxmlformats.org/drawingml/2006/main" noChangeAspect="1"/>
+            </wp:cNvGraphicFramePr>
+            <a:graphic xmlns:a="http://schemas.openxmlformats.org/drawingml/2006/main">
+              <a:graphicData uri="http://schemas.openxmlformats.org/drawingml/2006/picture">
+                <pic:pic xmlns:pic="http://schemas.openxmlformats.org/drawingml/2006/picture">
+                  <pic:nvPicPr>
+                    <pic:cNvPr id="0" name="Picture 9"/>
+                    <pic:cNvPicPr>
+                      <a:picLocks noChangeAspect="1" noChangeArrowheads="1"/>
+                    </pic:cNvPicPr>
+                  </pic:nvPicPr>
+                  <pic:blipFill>
+                    <a:blip r:embed="rId27" cstate="print">
+                      <a:extLst>
+                        <a:ext uri="{28A0092B-C50C-407E-A947-70E740481C1C}">
+                          <a14:useLocalDpi xmlns:a14="http://schemas.microsoft.com/office/drawing/2010/main" val="0"/>
+                        </a:ext>
+                      </a:extLst>
+                    </a:blip>
+                    <a:srcRect/>
+                    <a:stretch>
+                      <a:fillRect/>
+                    </a:stretch>
+                  </pic:blipFill>
+                  <pic:spPr bwMode="auto">
+                    <a:xfrm>
+                      <a:off x="0" y="0"/>
+                      <a:ext cx="5731510" cy="2936240"/>
+                    </a:xfrm>
+                    <a:prstGeom prst="rect">
+                      <a:avLst/>
+                    </a:prstGeom>
+                    <a:noFill/>
+                    <a:ln>
+                      <a:noFill/>
+                    </a:ln>
+                  </pic:spPr>
+                </pic:pic>
+              </a:graphicData>
+            </a:graphic>
+          </wp:inline>
+        </w:drawing>
+      </w:r>
+    </w:p>
+    <w:p>
+      <w:pPr>
+        <w:rPr>
+          <w:noProof/>
+        </w:rPr>
+      </w:pPr>
+      <w:r>
+        <w:rPr>
+          <w:noProof/>
+        </w:rPr>
+        <w:lastRenderedPageBreak/>
+        <w:drawing>
+          <wp:inline distT="0" distB="0" distL="0" distR="0" wp14:anchorId="7B74C353" wp14:editId="4B42B421">
+            <wp:extent cx="5731510" cy="2922905"/>
+            <wp:effectExtent l="0" t="0" r="2540" b="0"/>
+            <wp:docPr id="989063519" name="Picture 5"/>
+            <wp:cNvGraphicFramePr>
+              <a:graphicFrameLocks xmlns:a="http://schemas.openxmlformats.org/drawingml/2006/main" noChangeAspect="1"/>
+            </wp:cNvGraphicFramePr>
+            <a:graphic xmlns:a="http://schemas.openxmlformats.org/drawingml/2006/main">
+              <a:graphicData uri="http://schemas.openxmlformats.org/drawingml/2006/picture">
+                <pic:pic xmlns:pic="http://schemas.openxmlformats.org/drawingml/2006/picture">
+                  <pic:nvPicPr>
+                    <pic:cNvPr id="0" name="Picture 8"/>
+                    <pic:cNvPicPr>
+                      <a:picLocks noChangeAspect="1" noChangeArrowheads="1"/>
+                    </pic:cNvPicPr>
+                  </pic:nvPicPr>
+                  <pic:blipFill>
+                    <a:blip r:embed="rId28" cstate="print">
+                      <a:extLst>
+                        <a:ext uri="{28A0092B-C50C-407E-A947-70E740481C1C}">
+                          <a14:useLocalDpi xmlns:a14="http://schemas.microsoft.com/office/drawing/2010/main" val="0"/>
+                        </a:ext>
+                      </a:extLst>
+                    </a:blip>
+                    <a:srcRect/>
+                    <a:stretch>
+                      <a:fillRect/>
+                    </a:stretch>
+                  </pic:blipFill>
+                  <pic:spPr bwMode="auto">
+                    <a:xfrm>
+                      <a:off x="0" y="0"/>
+                      <a:ext cx="5731510" cy="2922905"/>
+                    </a:xfrm>
+                    <a:prstGeom prst="rect">
+                      <a:avLst/>
+                    </a:prstGeom>
+                    <a:noFill/>
+                    <a:ln>
+                      <a:noFill/>
+                    </a:ln>
+                  </pic:spPr>
+                </pic:pic>
+              </a:graphicData>
+            </a:graphic>
+          </wp:inline>
+        </w:drawing>
+      </w:r>
+    </w:p>
+    <w:p>
+      <w:pPr>
+        <w:rPr>
+          <w:noProof/>
+        </w:rPr>
+      </w:pPr>
+    </w:p>
+    <w:p>
+      <w:pPr>
+        <w:spacing w:line="240" w:lineRule="auto"/>
+        <w:ind w:left="0"/>
+        <w:rPr>
+          <w:b/>
+          <w:bCs/>
+          <w:sz w:val="48"/>
+          <w:szCs w:val="48"/>
+        </w:rPr>
+      </w:pPr>
+      <w:r>
+        <w:rPr>
+          <w:b/>
+          <w:bCs/>
+          <w:sz w:val="48"/>
+          <w:szCs w:val="48"/>
+        </w:rPr>
+        <w:t>1</w:t>
+      </w:r>
+      <w:r>
+        <w:rPr>
+          <w:b/>
+          <w:bCs/>
+          <w:sz w:val="48"/>
+          <w:szCs w:val="48"/>
+        </w:rPr>
+        <w:t>3</w:t>
+      </w:r>
+      <w:r>
+        <w:rPr>
+          <w:b/>
+          <w:bCs/>
+          <w:sz w:val="48"/>
+          <w:szCs w:val="48"/>
+        </w:rPr>
+        <w:t>.</w:t>
+      </w:r>
+      <w:r>
+        <w:rPr>
+          <w:b/>
+          <w:bCs/>
+          <w:sz w:val="48"/>
+          <w:szCs w:val="48"/>
+        </w:rPr>
+        <w:t>ReactJS-HOL</w:t>
+      </w:r>
+    </w:p>
+    <w:p>
+      <w:pPr>
+        <w:ind w:left="0"/>
+        <w:rPr>
+          <w:noProof/>
+        </w:rPr>
+      </w:pPr>
+      <w:r>
+        <w:rPr>
+          <w:noProof/>
+        </w:rPr>
+        <w:drawing>
+          <wp:inline distT="0" distB="0" distL="0" distR="0" wp14:anchorId="274AED2D" wp14:editId="4083FED1">
+            <wp:extent cx="5731510" cy="2929890"/>
+            <wp:effectExtent l="0" t="0" r="2540" b="3810"/>
+            <wp:docPr id="525660014" name="Picture 7"/>
+            <wp:cNvGraphicFramePr>
+              <a:graphicFrameLocks xmlns:a="http://schemas.openxmlformats.org/drawingml/2006/main" noChangeAspect="1"/>
+            </wp:cNvGraphicFramePr>
+            <a:graphic xmlns:a="http://schemas.openxmlformats.org/drawingml/2006/main">
+              <a:graphicData uri="http://schemas.openxmlformats.org/drawingml/2006/picture">
+                <pic:pic xmlns:pic="http://schemas.openxmlformats.org/drawingml/2006/picture">
+                  <pic:nvPicPr>
+                    <pic:cNvPr id="0" name="Picture 12"/>
+                    <pic:cNvPicPr>
+                      <a:picLocks noChangeAspect="1" noChangeArrowheads="1"/>
+                    </pic:cNvPicPr>
+                  </pic:nvPicPr>
+                  <pic:blipFill>
+                    <a:blip r:embed="rId29" cstate="print">
+                      <a:extLst>
+                        <a:ext uri="{28A0092B-C50C-407E-A947-70E740481C1C}">
+                          <a14:useLocalDpi xmlns:a14="http://schemas.microsoft.com/office/drawing/2010/main" val="0"/>
+                        </a:ext>
+                      </a:extLst>
+                    </a:blip>
+                    <a:srcRect/>
+                    <a:stretch>
+                      <a:fillRect/>
+                    </a:stretch>
+                  </pic:blipFill>
+                  <pic:spPr bwMode="auto">
+                    <a:xfrm>
+                      <a:off x="0" y="0"/>
+                      <a:ext cx="5731510" cy="2929890"/>
+                    </a:xfrm>
+                    <a:prstGeom prst="rect">
+                      <a:avLst/>
+                    </a:prstGeom>
+                    <a:noFill/>
+                    <a:ln>
+                      <a:noFill/>
+                    </a:ln>
+                  </pic:spPr>
+                </pic:pic>
+              </a:graphicData>
+            </a:graphic>
+          </wp:inline>
+        </w:drawing>
+      </w:r>
+    </w:p>
+    <w:p>
+      <w:pPr>
+        <w:rPr>
+          <w:sz w:val="28"/>
+          <w:szCs w:val="28"/>
+        </w:rPr>
+      </w:pPr>
+    </w:p>
+    <w:p>
+      <w:pPr>
+        <w:rPr>
+          <w:sz w:val="28"/>
+          <w:szCs w:val="28"/>
+        </w:rPr>
+      </w:pPr>
+    </w:p>
+    <w:p>
+      <w:pPr>
+        <w:rPr>
+          <w:noProof/>
+        </w:rPr>
+      </w:pPr>
+    </w:p>
+    <w:p>
+      <w:pPr>
+        <w:tabs>
+          <w:tab w:val="left" w:pos="5436"/>
+        </w:tabs>
+        <w:rPr>
+          <w:sz w:val="28"/>
+          <w:szCs w:val="28"/>
+        </w:rPr>
+      </w:pPr>
+      <w:r>
+        <w:rPr>
+          <w:sz w:val="28"/>
+          <w:szCs w:val="28"/>
+        </w:rPr>
+        <w:tab/>
       </w:r>
     </w:p>
     <w:sectPr>
@@ -2222,7 +2882,7 @@
   <w:style w:type="paragraph" w:default="1" w:styleId="Normal">
     <w:name w:val="Normal"/>
     <w:qFormat/>
-    <w:rsid w:val="000272D5"/>
+    <w:rsid w:val="009449D9"/>
   </w:style>
   <w:style w:type="paragraph" w:styleId="Heading1">
     <w:name w:val="heading 1"/>

--- a/week 5/OUTPUT of React.js.docx
+++ b/week 5/OUTPUT of React.js.docx
@@ -16,6 +16,15 @@
           <w:szCs w:val="48"/>
         </w:rPr>
       </w:pPr>
+      <w:r>
+        <w:rPr>
+          <w:b/>
+          <w:bCs/>
+          <w:sz w:val="48"/>
+          <w:szCs w:val="48"/>
+        </w:rPr>
+        <w:t>j</w:t>
+      </w:r>
       <w:r>
         <w:rPr>
           <w:b/>
@@ -432,7 +441,7 @@
           <w:noProof/>
         </w:rPr>
         <w:drawing>
-          <wp:inline distT="0" distB="0" distL="0" distR="0" wp14:anchorId="639BE831" wp14:editId="64DD4C7A">
+          <wp:inline distT="0" distB="0" distL="0" distR="0" wp14:anchorId="639BE831" wp14:editId="32F366E1">
             <wp:extent cx="5731510" cy="3096895"/>
             <wp:effectExtent l="0" t="0" r="2540" b="8255"/>
             <wp:docPr id="1207858310" name="Picture 3"/>
@@ -485,7 +494,7 @@
           <w:noProof/>
         </w:rPr>
         <w:drawing>
-          <wp:inline distT="0" distB="0" distL="0" distR="0" wp14:anchorId="6F27962F" wp14:editId="32CC5B74">
+          <wp:inline distT="0" distB="0" distL="0" distR="0" wp14:anchorId="6F27962F" wp14:editId="04DD257A">
             <wp:extent cx="5731510" cy="3085465"/>
             <wp:effectExtent l="0" t="0" r="2540" b="635"/>
             <wp:docPr id="142909553" name="Picture 2"/>
@@ -611,7 +620,7 @@
           <w:szCs w:val="48"/>
         </w:rPr>
         <w:drawing>
-          <wp:inline distT="0" distB="0" distL="0" distR="0" wp14:anchorId="77D8327C" wp14:editId="174AFCAE">
+          <wp:inline distT="0" distB="0" distL="0" distR="0" wp14:anchorId="77D8327C" wp14:editId="33EF780C">
             <wp:extent cx="5731510" cy="2917825"/>
             <wp:effectExtent l="0" t="0" r="2540" b="0"/>
             <wp:docPr id="1126790322" name="Picture 4"/>
@@ -1584,16 +1593,7 @@
           <w:sz w:val="48"/>
           <w:szCs w:val="48"/>
         </w:rPr>
-        <w:t>10</w:t>
-      </w:r>
-      <w:r>
-        <w:rPr>
-          <w:b/>
-          <w:bCs/>
-          <w:sz w:val="48"/>
-          <w:szCs w:val="48"/>
-        </w:rPr>
-        <w:t>.</w:t>
+        <w:t>10.</w:t>
       </w:r>
       <w:r>
         <w:rPr>
@@ -1722,25 +1722,7 @@
           <w:szCs w:val="48"/>
         </w:rPr>
         <w:lastRenderedPageBreak/>
-        <w:t>1</w:t>
-      </w:r>
-      <w:r>
-        <w:rPr>
-          <w:b/>
-          <w:bCs/>
-          <w:sz w:val="48"/>
-          <w:szCs w:val="48"/>
-        </w:rPr>
-        <w:t>1</w:t>
-      </w:r>
-      <w:r>
-        <w:rPr>
-          <w:b/>
-          <w:bCs/>
-          <w:sz w:val="48"/>
-          <w:szCs w:val="48"/>
-        </w:rPr>
-        <w:t>.</w:t>
+        <w:t>11.</w:t>
       </w:r>
       <w:r>
         <w:rPr>
@@ -1971,25 +1953,7 @@
           <w:sz w:val="48"/>
           <w:szCs w:val="48"/>
         </w:rPr>
-        <w:t>1</w:t>
-      </w:r>
-      <w:r>
-        <w:rPr>
-          <w:b/>
-          <w:bCs/>
-          <w:sz w:val="48"/>
-          <w:szCs w:val="48"/>
-        </w:rPr>
-        <w:t>2</w:t>
-      </w:r>
-      <w:r>
-        <w:rPr>
-          <w:b/>
-          <w:bCs/>
-          <w:sz w:val="48"/>
-          <w:szCs w:val="48"/>
-        </w:rPr>
-        <w:t>.</w:t>
+        <w:t>12.</w:t>
       </w:r>
       <w:r>
         <w:rPr>
@@ -2149,25 +2113,7 @@
           <w:sz w:val="48"/>
           <w:szCs w:val="48"/>
         </w:rPr>
-        <w:t>1</w:t>
-      </w:r>
-      <w:r>
-        <w:rPr>
-          <w:b/>
-          <w:bCs/>
-          <w:sz w:val="48"/>
-          <w:szCs w:val="48"/>
-        </w:rPr>
-        <w:t>3</w:t>
-      </w:r>
-      <w:r>
-        <w:rPr>
-          <w:b/>
-          <w:bCs/>
-          <w:sz w:val="48"/>
-          <w:szCs w:val="48"/>
-        </w:rPr>
-        <w:t>.</w:t>
+        <w:t>13.</w:t>
       </w:r>
       <w:r>
         <w:rPr>
